--- a/BTC7/pseudocode.docx
+++ b/BTC7/pseudocode.docx
@@ -4745,6 +4745,160 @@
         </w:rPr>
         <w:t xml:space="preserve">        Trả về res</w:t>
       </w:r>
+    </w:p>
+    <w:p>
+      <w:pPr>
+        <w:rPr>
+          <w:rFonts w:hint="default" w:ascii="Times New Roman" w:hAnsi="Times New Roman" w:cs="Times New Roman"/>
+          <w:sz w:val="28"/>
+          <w:szCs w:val="28"/>
+          <w:vertAlign w:val="baseline"/>
+          <w:lang w:val="vi-VN"/>
+        </w:rPr>
+      </w:pPr>
+    </w:p>
+    <w:p>
+      <w:pPr>
+        <w:rPr>
+          <w:rFonts w:hint="default" w:ascii="Times New Roman" w:hAnsi="Times New Roman" w:cs="Times New Roman"/>
+          <w:sz w:val="28"/>
+          <w:szCs w:val="28"/>
+          <w:vertAlign w:val="baseline"/>
+          <w:lang w:val="vi-VN"/>
+        </w:rPr>
+      </w:pPr>
+    </w:p>
+    <w:p>
+      <w:pPr>
+        <w:rPr>
+          <w:rFonts w:hint="default" w:ascii="Times New Roman" w:hAnsi="Times New Roman" w:cs="Times New Roman"/>
+          <w:sz w:val="28"/>
+          <w:szCs w:val="28"/>
+          <w:vertAlign w:val="baseline"/>
+          <w:lang w:val="vi-VN"/>
+        </w:rPr>
+      </w:pPr>
+    </w:p>
+    <w:p>
+      <w:pPr>
+        <w:rPr>
+          <w:rFonts w:hint="default" w:ascii="Times New Roman" w:hAnsi="Times New Roman" w:cs="Times New Roman"/>
+          <w:sz w:val="28"/>
+          <w:szCs w:val="28"/>
+          <w:vertAlign w:val="baseline"/>
+          <w:lang w:val="vi-VN"/>
+        </w:rPr>
+      </w:pPr>
+    </w:p>
+    <w:p>
+      <w:pPr>
+        <w:rPr>
+          <w:rFonts w:hint="default" w:ascii="Times New Roman" w:hAnsi="Times New Roman" w:cs="Times New Roman"/>
+          <w:sz w:val="28"/>
+          <w:szCs w:val="28"/>
+          <w:vertAlign w:val="baseline"/>
+          <w:lang w:val="vi-VN"/>
+        </w:rPr>
+      </w:pPr>
+    </w:p>
+    <w:p>
+      <w:pPr>
+        <w:rPr>
+          <w:rFonts w:hint="default" w:ascii="Times New Roman" w:hAnsi="Times New Roman" w:cs="Times New Roman"/>
+          <w:sz w:val="28"/>
+          <w:szCs w:val="28"/>
+          <w:vertAlign w:val="baseline"/>
+          <w:lang w:val="vi-VN"/>
+        </w:rPr>
+      </w:pPr>
+    </w:p>
+    <w:p>
+      <w:pPr>
+        <w:rPr>
+          <w:rFonts w:hint="default" w:ascii="Times New Roman" w:hAnsi="Times New Roman" w:cs="Times New Roman"/>
+          <w:sz w:val="28"/>
+          <w:szCs w:val="28"/>
+          <w:vertAlign w:val="baseline"/>
+          <w:lang w:val="vi-VN"/>
+        </w:rPr>
+      </w:pPr>
+    </w:p>
+    <w:p>
+      <w:pPr>
+        <w:rPr>
+          <w:rFonts w:hint="default" w:ascii="Times New Roman" w:hAnsi="Times New Roman" w:cs="Times New Roman"/>
+          <w:sz w:val="28"/>
+          <w:szCs w:val="28"/>
+          <w:vertAlign w:val="baseline"/>
+          <w:lang w:val="vi-VN"/>
+        </w:rPr>
+      </w:pPr>
+    </w:p>
+    <w:p>
+      <w:pPr>
+        <w:rPr>
+          <w:rFonts w:hint="default" w:ascii="Times New Roman" w:hAnsi="Times New Roman" w:cs="Times New Roman"/>
+          <w:sz w:val="28"/>
+          <w:szCs w:val="28"/>
+          <w:vertAlign w:val="baseline"/>
+          <w:lang w:val="vi-VN"/>
+        </w:rPr>
+      </w:pPr>
+    </w:p>
+    <w:p>
+      <w:pPr>
+        <w:rPr>
+          <w:rFonts w:hint="default" w:ascii="Times New Roman" w:hAnsi="Times New Roman" w:cs="Times New Roman"/>
+          <w:sz w:val="28"/>
+          <w:szCs w:val="28"/>
+          <w:vertAlign w:val="baseline"/>
+          <w:lang w:val="vi-VN"/>
+        </w:rPr>
+      </w:pPr>
+    </w:p>
+    <w:p>
+      <w:pPr>
+        <w:rPr>
+          <w:rFonts w:hint="default" w:ascii="Times New Roman" w:hAnsi="Times New Roman" w:cs="Times New Roman"/>
+          <w:sz w:val="28"/>
+          <w:szCs w:val="28"/>
+          <w:vertAlign w:val="baseline"/>
+          <w:lang w:val="vi-VN"/>
+        </w:rPr>
+      </w:pPr>
+    </w:p>
+    <w:p>
+      <w:pPr>
+        <w:rPr>
+          <w:rFonts w:hint="default" w:ascii="Times New Roman" w:hAnsi="Times New Roman" w:cs="Times New Roman"/>
+          <w:sz w:val="28"/>
+          <w:szCs w:val="28"/>
+          <w:vertAlign w:val="baseline"/>
+          <w:lang w:val="vi-VN"/>
+        </w:rPr>
+      </w:pPr>
+    </w:p>
+    <w:p>
+      <w:pPr>
+        <w:rPr>
+          <w:rFonts w:hint="default" w:ascii="Times New Roman" w:hAnsi="Times New Roman" w:cs="Times New Roman"/>
+          <w:sz w:val="28"/>
+          <w:szCs w:val="28"/>
+          <w:vertAlign w:val="baseline"/>
+          <w:lang w:val="vi-VN"/>
+        </w:rPr>
+      </w:pPr>
+    </w:p>
+    <w:p>
+      <w:pPr>
+        <w:rPr>
+          <w:rFonts w:hint="default" w:ascii="Times New Roman" w:hAnsi="Times New Roman" w:cs="Times New Roman"/>
+          <w:sz w:val="28"/>
+          <w:szCs w:val="28"/>
+          <w:vertAlign w:val="baseline"/>
+          <w:lang w:val="vi-VN"/>
+        </w:rPr>
+      </w:pPr>
     </w:p>
     <w:p>
       <w:pPr>
